--- a/專題-虎科大智慧校園.docx
+++ b/專題-虎科大智慧校園.docx
@@ -7,7 +7,7 @@
         <w:spacing w:line="480" w:lineRule="auto"/>
         <w:jc w:val="center"/>
         <w:rPr>
-          <w:rFonts w:ascii="Times New Roman" w:eastAsia="DFKai-SB" w:hAnsi="Times New Roman" w:hint="eastAsia"/>
+          <w:rFonts w:ascii="Times New Roman" w:eastAsia="DFKai-SB" w:hAnsi="Times New Roman"/>
           <w:sz w:val="72"/>
           <w:szCs w:val="72"/>
         </w:rPr>
@@ -138,7 +138,7 @@
         <w:spacing w:line="480" w:lineRule="auto"/>
         <w:jc w:val="center"/>
         <w:rPr>
-          <w:rFonts w:ascii="Times New Roman" w:eastAsia="DFKai-SB" w:hAnsi="Times New Roman" w:hint="eastAsia"/>
+          <w:rFonts w:ascii="Times New Roman" w:eastAsia="DFKai-SB" w:hAnsi="Times New Roman"/>
           <w:sz w:val="72"/>
           <w:szCs w:val="72"/>
         </w:rPr>
@@ -221,7 +221,7 @@
         <w:spacing w:line="480" w:lineRule="auto"/>
         <w:jc w:val="center"/>
         <w:rPr>
-          <w:rFonts w:ascii="Times New Roman" w:eastAsia="DFKai-SB" w:hAnsi="Times New Roman" w:hint="eastAsia"/>
+          <w:rFonts w:ascii="Times New Roman" w:eastAsia="DFKai-SB" w:hAnsi="Times New Roman"/>
           <w:sz w:val="96"/>
           <w:szCs w:val="96"/>
         </w:rPr>
@@ -240,7 +240,7 @@
         <w:spacing w:line="480" w:lineRule="auto"/>
         <w:jc w:val="center"/>
         <w:rPr>
-          <w:rFonts w:ascii="Times New Roman" w:eastAsia="DFKai-SB" w:hAnsi="Times New Roman" w:hint="eastAsia"/>
+          <w:rFonts w:ascii="Times New Roman" w:eastAsia="DFKai-SB" w:hAnsi="Times New Roman"/>
           <w:sz w:val="48"/>
           <w:szCs w:val="48"/>
         </w:rPr>
@@ -259,7 +259,7 @@
         <w:spacing w:line="480" w:lineRule="auto"/>
         <w:jc w:val="center"/>
         <w:rPr>
-          <w:rFonts w:ascii="Times New Roman" w:eastAsia="DFKai-SB" w:hAnsi="Times New Roman" w:hint="eastAsia"/>
+          <w:rFonts w:ascii="Times New Roman" w:eastAsia="DFKai-SB" w:hAnsi="Times New Roman"/>
           <w:sz w:val="36"/>
           <w:szCs w:val="36"/>
         </w:rPr>
@@ -302,7 +302,7 @@
         <w:spacing w:line="480" w:lineRule="auto"/>
         <w:jc w:val="center"/>
         <w:rPr>
-          <w:rFonts w:ascii="Times New Roman" w:eastAsia="DFKai-SB" w:hAnsi="Times New Roman" w:hint="eastAsia"/>
+          <w:rFonts w:ascii="Times New Roman" w:eastAsia="DFKai-SB" w:hAnsi="Times New Roman"/>
           <w:sz w:val="36"/>
           <w:szCs w:val="36"/>
         </w:rPr>
@@ -361,7 +361,7 @@
         <w:spacing w:line="480" w:lineRule="auto"/>
         <w:jc w:val="center"/>
         <w:rPr>
-          <w:rFonts w:ascii="Times New Roman" w:eastAsia="DFKai-SB" w:hAnsi="Times New Roman" w:hint="eastAsia"/>
+          <w:rFonts w:ascii="Times New Roman" w:eastAsia="DFKai-SB" w:hAnsi="Times New Roman"/>
           <w:sz w:val="36"/>
           <w:szCs w:val="36"/>
         </w:rPr>
@@ -404,7 +404,7 @@
         <w:spacing w:line="480" w:lineRule="auto"/>
         <w:jc w:val="center"/>
         <w:rPr>
-          <w:rFonts w:ascii="Times New Roman" w:eastAsia="DFKai-SB" w:hAnsi="Times New Roman" w:hint="eastAsia"/>
+          <w:rFonts w:ascii="Times New Roman" w:eastAsia="DFKai-SB" w:hAnsi="Times New Roman"/>
           <w:sz w:val="36"/>
           <w:szCs w:val="36"/>
         </w:rPr>
@@ -447,7 +447,7 @@
         <w:spacing w:line="480" w:lineRule="auto"/>
         <w:jc w:val="center"/>
         <w:rPr>
-          <w:rFonts w:ascii="Times New Roman" w:eastAsia="DFKai-SB" w:hAnsi="Times New Roman" w:hint="eastAsia"/>
+          <w:rFonts w:ascii="Times New Roman" w:eastAsia="DFKai-SB" w:hAnsi="Times New Roman"/>
           <w:sz w:val="32"/>
         </w:rPr>
       </w:pPr>
@@ -566,6 +566,582 @@
         <w:rPr>
           <w:rFonts w:ascii="Times New Roman" w:eastAsia="DFKai-SB" w:hAnsi="Times New Roman" w:hint="eastAsia"/>
         </w:rPr>
+        <w:t>設備</w:t>
+      </w:r>
+      <w:r>
+        <w:rPr>
+          <w:rFonts w:ascii="Times New Roman" w:eastAsia="DFKai-SB" w:hAnsi="Times New Roman" w:hint="eastAsia"/>
+        </w:rPr>
+        <w:t>:</w:t>
+      </w:r>
+    </w:p>
+    <w:p>
+      <w:pPr>
+        <w:rPr>
+          <w:rFonts w:ascii="Times New Roman" w:eastAsia="DFKai-SB" w:hAnsi="Times New Roman"/>
+        </w:rPr>
+      </w:pPr>
+      <w:r>
+        <w:rPr>
+          <w:rFonts w:ascii="Times New Roman" w:eastAsia="DFKai-SB" w:hAnsi="Times New Roman" w:hint="eastAsia"/>
+        </w:rPr>
+        <w:t xml:space="preserve">01. Arduino </w:t>
+      </w:r>
+      <w:r>
+        <w:rPr>
+          <w:rFonts w:ascii="Times New Roman" w:eastAsia="DFKai-SB" w:hAnsi="Times New Roman" w:hint="eastAsia"/>
+        </w:rPr>
+        <w:t>ESP32</w:t>
+      </w:r>
+    </w:p>
+    <w:p>
+      <w:pPr>
+        <w:rPr>
+          <w:rFonts w:ascii="Times New Roman" w:eastAsia="DFKai-SB" w:hAnsi="Times New Roman" w:hint="eastAsia"/>
+        </w:rPr>
+      </w:pPr>
+      <w:r>
+        <w:rPr>
+          <w:rFonts w:ascii="Times New Roman" w:eastAsia="DFKai-SB" w:hAnsi="Times New Roman" w:hint="eastAsia"/>
+        </w:rPr>
+        <w:t>02. Arduino 8266</w:t>
+      </w:r>
+    </w:p>
+    <w:p>
+      <w:pPr>
+        <w:rPr>
+          <w:rFonts w:ascii="Times New Roman" w:eastAsia="DFKai-SB" w:hAnsi="Times New Roman"/>
+        </w:rPr>
+      </w:pPr>
+      <w:r>
+        <w:rPr>
+          <w:rFonts w:ascii="Times New Roman" w:eastAsia="DFKai-SB" w:hAnsi="Times New Roman" w:hint="eastAsia"/>
+        </w:rPr>
+        <w:t>0</w:t>
+      </w:r>
+      <w:r>
+        <w:rPr>
+          <w:rFonts w:ascii="Times New Roman" w:eastAsia="DFKai-SB" w:hAnsi="Times New Roman" w:hint="eastAsia"/>
+        </w:rPr>
+        <w:t>3</w:t>
+      </w:r>
+      <w:r>
+        <w:rPr>
+          <w:rFonts w:ascii="Times New Roman" w:eastAsia="DFKai-SB" w:hAnsi="Times New Roman" w:hint="eastAsia"/>
+        </w:rPr>
+        <w:t xml:space="preserve">. </w:t>
+      </w:r>
+      <w:r>
+        <w:rPr>
+          <w:rFonts w:ascii="Times New Roman" w:eastAsia="DFKai-SB" w:hAnsi="Times New Roman" w:hint="eastAsia"/>
+        </w:rPr>
+        <w:t>紅外線感應器</w:t>
+      </w:r>
+    </w:p>
+    <w:p>
+      <w:pPr>
+        <w:rPr>
+          <w:rFonts w:ascii="Times New Roman" w:eastAsia="DFKai-SB" w:hAnsi="Times New Roman"/>
+        </w:rPr>
+      </w:pPr>
+      <w:r>
+        <w:rPr>
+          <w:rFonts w:ascii="Times New Roman" w:eastAsia="DFKai-SB" w:hAnsi="Times New Roman" w:hint="eastAsia"/>
+        </w:rPr>
+        <w:t>0</w:t>
+      </w:r>
+      <w:r>
+        <w:rPr>
+          <w:rFonts w:ascii="Times New Roman" w:eastAsia="DFKai-SB" w:hAnsi="Times New Roman" w:hint="eastAsia"/>
+        </w:rPr>
+        <w:t>4.</w:t>
+      </w:r>
+      <w:r>
+        <w:rPr>
+          <w:rFonts w:ascii="Times New Roman" w:eastAsia="DFKai-SB" w:hAnsi="Times New Roman" w:hint="eastAsia"/>
+        </w:rPr>
+        <w:t xml:space="preserve"> </w:t>
+      </w:r>
+      <w:r>
+        <w:rPr>
+          <w:rFonts w:ascii="Times New Roman" w:eastAsia="DFKai-SB" w:hAnsi="Times New Roman" w:hint="eastAsia"/>
+        </w:rPr>
+        <w:t>紅色</w:t>
+      </w:r>
+      <w:r>
+        <w:rPr>
+          <w:rFonts w:ascii="Times New Roman" w:eastAsia="DFKai-SB" w:hAnsi="Times New Roman" w:hint="eastAsia"/>
+        </w:rPr>
+        <w:t>LED</w:t>
+      </w:r>
+      <w:r>
+        <w:rPr>
+          <w:rFonts w:ascii="Times New Roman" w:eastAsia="DFKai-SB" w:hAnsi="Times New Roman" w:hint="eastAsia"/>
+        </w:rPr>
+        <w:t>教室牌</w:t>
+      </w:r>
+    </w:p>
+    <w:p>
+      <w:pPr>
+        <w:rPr>
+          <w:rFonts w:ascii="Times New Roman" w:eastAsia="DFKai-SB" w:hAnsi="Times New Roman"/>
+        </w:rPr>
+      </w:pPr>
+      <w:r>
+        <w:rPr>
+          <w:rFonts w:ascii="Times New Roman" w:eastAsia="DFKai-SB" w:hAnsi="Times New Roman" w:hint="eastAsia"/>
+        </w:rPr>
+        <w:t>0</w:t>
+      </w:r>
+      <w:r>
+        <w:rPr>
+          <w:rFonts w:ascii="Times New Roman" w:eastAsia="DFKai-SB" w:hAnsi="Times New Roman" w:hint="eastAsia"/>
+        </w:rPr>
+        <w:t>5</w:t>
+      </w:r>
+      <w:r>
+        <w:rPr>
+          <w:rFonts w:ascii="Times New Roman" w:eastAsia="DFKai-SB" w:hAnsi="Times New Roman" w:hint="eastAsia"/>
+        </w:rPr>
+        <w:t xml:space="preserve">. </w:t>
+      </w:r>
+      <w:r>
+        <w:rPr>
+          <w:rFonts w:ascii="Times New Roman" w:eastAsia="DFKai-SB" w:hAnsi="Times New Roman" w:hint="eastAsia"/>
+        </w:rPr>
+        <w:t>路燈</w:t>
+      </w:r>
+    </w:p>
+    <w:p>
+      <w:pPr>
+        <w:rPr>
+          <w:rFonts w:ascii="Times New Roman" w:eastAsia="DFKai-SB" w:hAnsi="Times New Roman"/>
+        </w:rPr>
+      </w:pPr>
+      <w:r>
+        <w:rPr>
+          <w:rFonts w:ascii="Times New Roman" w:eastAsia="DFKai-SB" w:hAnsi="Times New Roman" w:hint="eastAsia"/>
+        </w:rPr>
+        <w:t>0</w:t>
+      </w:r>
+      <w:r>
+        <w:rPr>
+          <w:rFonts w:ascii="Times New Roman" w:eastAsia="DFKai-SB" w:hAnsi="Times New Roman" w:hint="eastAsia"/>
+        </w:rPr>
+        <w:t>6</w:t>
+      </w:r>
+      <w:r>
+        <w:rPr>
+          <w:rFonts w:ascii="Times New Roman" w:eastAsia="DFKai-SB" w:hAnsi="Times New Roman" w:hint="eastAsia"/>
+        </w:rPr>
+        <w:t xml:space="preserve">. </w:t>
+      </w:r>
+      <w:r>
+        <w:rPr>
+          <w:rFonts w:ascii="Times New Roman" w:eastAsia="DFKai-SB" w:hAnsi="Times New Roman" w:hint="eastAsia"/>
+        </w:rPr>
+        <w:t>太陽能板</w:t>
+      </w:r>
+    </w:p>
+    <w:p>
+      <w:pPr>
+        <w:rPr>
+          <w:rFonts w:ascii="Times New Roman" w:eastAsia="DFKai-SB" w:hAnsi="Times New Roman"/>
+        </w:rPr>
+      </w:pPr>
+      <w:r>
+        <w:rPr>
+          <w:rFonts w:ascii="Times New Roman" w:eastAsia="DFKai-SB" w:hAnsi="Times New Roman" w:hint="eastAsia"/>
+        </w:rPr>
+        <w:t>0</w:t>
+      </w:r>
+      <w:r>
+        <w:rPr>
+          <w:rFonts w:ascii="Times New Roman" w:eastAsia="DFKai-SB" w:hAnsi="Times New Roman" w:hint="eastAsia"/>
+        </w:rPr>
+        <w:t>7</w:t>
+      </w:r>
+      <w:r>
+        <w:rPr>
+          <w:rFonts w:ascii="Times New Roman" w:eastAsia="DFKai-SB" w:hAnsi="Times New Roman" w:hint="eastAsia"/>
+        </w:rPr>
+        <w:t xml:space="preserve">. </w:t>
+      </w:r>
+      <w:r>
+        <w:rPr>
+          <w:rFonts w:ascii="Times New Roman" w:eastAsia="DFKai-SB" w:hAnsi="Times New Roman" w:hint="eastAsia"/>
+        </w:rPr>
+        <w:t>螢幕</w:t>
+      </w:r>
+    </w:p>
+    <w:p>
+      <w:pPr>
+        <w:rPr>
+          <w:rFonts w:ascii="Times New Roman" w:eastAsia="DFKai-SB" w:hAnsi="Times New Roman"/>
+        </w:rPr>
+      </w:pPr>
+      <w:r>
+        <w:rPr>
+          <w:rFonts w:ascii="Times New Roman" w:eastAsia="DFKai-SB" w:hAnsi="Times New Roman" w:hint="eastAsia"/>
+        </w:rPr>
+        <w:t>軟體</w:t>
+      </w:r>
+      <w:r>
+        <w:rPr>
+          <w:rFonts w:ascii="Times New Roman" w:eastAsia="DFKai-SB" w:hAnsi="Times New Roman" w:hint="eastAsia"/>
+        </w:rPr>
+        <w:t>:</w:t>
+      </w:r>
+    </w:p>
+    <w:p>
+      <w:pPr>
+        <w:rPr>
+          <w:rFonts w:ascii="Times New Roman" w:eastAsia="DFKai-SB" w:hAnsi="Times New Roman"/>
+        </w:rPr>
+      </w:pPr>
+      <w:r>
+        <w:rPr>
+          <w:rFonts w:ascii="Times New Roman" w:eastAsia="DFKai-SB" w:hAnsi="Times New Roman" w:hint="eastAsia"/>
+        </w:rPr>
+        <w:t xml:space="preserve">01. </w:t>
+      </w:r>
+      <w:r>
+        <w:rPr>
+          <w:rFonts w:ascii="Times New Roman" w:eastAsia="DFKai-SB" w:hAnsi="Times New Roman" w:hint="eastAsia"/>
+        </w:rPr>
+        <w:t>手機介面</w:t>
+      </w:r>
+    </w:p>
+    <w:p>
+      <w:pPr>
+        <w:rPr>
+          <w:rFonts w:ascii="Times New Roman" w:eastAsia="DFKai-SB" w:hAnsi="Times New Roman"/>
+        </w:rPr>
+      </w:pPr>
+      <w:r>
+        <w:rPr>
+          <w:rFonts w:ascii="Times New Roman" w:eastAsia="DFKai-SB" w:hAnsi="Times New Roman" w:hint="eastAsia"/>
+        </w:rPr>
+        <w:t xml:space="preserve">02. Arduino </w:t>
+      </w:r>
+      <w:r>
+        <w:rPr>
+          <w:rFonts w:ascii="Times New Roman" w:eastAsia="DFKai-SB" w:hAnsi="Times New Roman" w:hint="eastAsia"/>
+        </w:rPr>
+        <w:t>執行程式</w:t>
+      </w:r>
+    </w:p>
+    <w:p>
+      <w:pPr>
+        <w:rPr>
+          <w:rFonts w:ascii="Times New Roman" w:eastAsia="DFKai-SB" w:hAnsi="Times New Roman"/>
+        </w:rPr>
+      </w:pPr>
+      <w:r>
+        <w:rPr>
+          <w:rFonts w:ascii="Times New Roman" w:eastAsia="DFKai-SB" w:hAnsi="Times New Roman" w:hint="eastAsia"/>
+        </w:rPr>
+        <w:t xml:space="preserve">03. </w:t>
+      </w:r>
+      <w:r>
+        <w:rPr>
+          <w:rFonts w:ascii="Times New Roman" w:eastAsia="DFKai-SB" w:hAnsi="Times New Roman" w:hint="eastAsia"/>
+        </w:rPr>
+        <w:t>資料庫</w:t>
+      </w:r>
+    </w:p>
+    <w:p>
+      <w:pPr>
+        <w:rPr>
+          <w:rFonts w:ascii="Times New Roman" w:eastAsia="DFKai-SB" w:hAnsi="Times New Roman"/>
+        </w:rPr>
+      </w:pPr>
+      <w:r>
+        <w:rPr>
+          <w:rFonts w:ascii="Times New Roman" w:eastAsia="DFKai-SB" w:hAnsi="Times New Roman" w:hint="eastAsia"/>
+        </w:rPr>
+        <w:t xml:space="preserve">(1) </w:t>
+      </w:r>
+      <w:r>
+        <w:rPr>
+          <w:rFonts w:ascii="Times New Roman" w:eastAsia="DFKai-SB" w:hAnsi="Times New Roman" w:hint="eastAsia"/>
+        </w:rPr>
+        <w:t>使用者</w:t>
+      </w:r>
+      <w:r>
+        <w:rPr>
+          <w:rFonts w:ascii="Times New Roman" w:eastAsia="DFKai-SB" w:hAnsi="Times New Roman" w:hint="eastAsia"/>
+        </w:rPr>
+        <w:t xml:space="preserve"> (2) </w:t>
+      </w:r>
+      <w:r>
+        <w:rPr>
+          <w:rFonts w:ascii="Times New Roman" w:eastAsia="DFKai-SB" w:hAnsi="Times New Roman" w:hint="eastAsia"/>
+        </w:rPr>
+        <w:t>地理位置</w:t>
+      </w:r>
+      <w:r>
+        <w:rPr>
+          <w:rFonts w:ascii="Times New Roman" w:eastAsia="DFKai-SB" w:hAnsi="Times New Roman" w:hint="eastAsia"/>
+        </w:rPr>
+        <w:t xml:space="preserve"> (3) </w:t>
+      </w:r>
+      <w:r>
+        <w:rPr>
+          <w:rFonts w:ascii="Times New Roman" w:eastAsia="DFKai-SB" w:hAnsi="Times New Roman" w:hint="eastAsia"/>
+        </w:rPr>
+        <w:t>時間</w:t>
+      </w:r>
+    </w:p>
+    <w:p>
+      <w:pPr>
+        <w:rPr>
+          <w:rFonts w:ascii="Times New Roman" w:eastAsia="DFKai-SB" w:hAnsi="Times New Roman"/>
+        </w:rPr>
+      </w:pPr>
+      <w:r>
+        <w:rPr>
+          <w:rFonts w:ascii="Times New Roman" w:eastAsia="DFKai-SB" w:hAnsi="Times New Roman" w:hint="eastAsia"/>
+        </w:rPr>
+        <w:t>一</w:t>
+      </w:r>
+      <w:r>
+        <w:rPr>
+          <w:rFonts w:ascii="Times New Roman" w:eastAsia="DFKai-SB" w:hAnsi="Times New Roman" w:hint="eastAsia"/>
+        </w:rPr>
+        <w:t>、摘要</w:t>
+      </w:r>
+    </w:p>
+    <w:p>
+      <w:pPr>
+        <w:rPr>
+          <w:rFonts w:ascii="Times New Roman" w:eastAsia="DFKai-SB" w:hAnsi="Times New Roman"/>
+        </w:rPr>
+      </w:pPr>
+      <w:r>
+        <w:rPr>
+          <w:rFonts w:ascii="Times New Roman" w:eastAsia="DFKai-SB" w:hAnsi="Times New Roman" w:hint="eastAsia"/>
+        </w:rPr>
+        <w:t>(</w:t>
+      </w:r>
+      <w:r>
+        <w:rPr>
+          <w:rFonts w:ascii="Times New Roman" w:eastAsia="DFKai-SB" w:hAnsi="Times New Roman" w:hint="eastAsia"/>
+        </w:rPr>
+        <w:t>一</w:t>
+      </w:r>
+      <w:r>
+        <w:rPr>
+          <w:rFonts w:ascii="Times New Roman" w:eastAsia="DFKai-SB" w:hAnsi="Times New Roman" w:hint="eastAsia"/>
+        </w:rPr>
+        <w:t>)</w:t>
+      </w:r>
+      <w:r>
+        <w:rPr>
+          <w:rFonts w:ascii="Times New Roman" w:eastAsia="DFKai-SB" w:hAnsi="Times New Roman" w:hint="eastAsia"/>
+        </w:rPr>
+        <w:t>研究動機</w:t>
+      </w:r>
+      <w:r>
+        <w:rPr>
+          <w:rFonts w:ascii="Times New Roman" w:eastAsia="DFKai-SB" w:hAnsi="Times New Roman" w:hint="eastAsia"/>
+        </w:rPr>
+        <w:t>:</w:t>
+      </w:r>
+    </w:p>
+    <w:p>
+      <w:pPr>
+        <w:rPr>
+          <w:rFonts w:ascii="Times New Roman" w:eastAsia="DFKai-SB" w:hAnsi="Times New Roman"/>
+        </w:rPr>
+      </w:pPr>
+      <w:r>
+        <w:rPr>
+          <w:rFonts w:ascii="Times New Roman" w:eastAsia="DFKai-SB" w:hAnsi="Times New Roman" w:hint="eastAsia"/>
+        </w:rPr>
+        <w:t>基於現在的科技趨勢，</w:t>
+      </w:r>
+      <w:r>
+        <w:rPr>
+          <w:rFonts w:ascii="Times New Roman" w:eastAsia="DFKai-SB" w:hAnsi="Times New Roman" w:hint="eastAsia"/>
+        </w:rPr>
+        <w:t>我們根據</w:t>
+      </w:r>
+      <w:r>
+        <w:rPr>
+          <w:rFonts w:ascii="Times New Roman" w:eastAsia="DFKai-SB" w:hAnsi="Times New Roman" w:hint="eastAsia"/>
+        </w:rPr>
+        <w:t>校園與</w:t>
+      </w:r>
+      <w:r>
+        <w:rPr>
+          <w:rFonts w:ascii="Times New Roman" w:eastAsia="DFKai-SB" w:hAnsi="Times New Roman" w:hint="eastAsia"/>
+        </w:rPr>
+        <w:t>科技做聯想，從</w:t>
+      </w:r>
+      <w:r>
+        <w:rPr>
+          <w:rFonts w:ascii="Times New Roman" w:eastAsia="DFKai-SB" w:hAnsi="Times New Roman" w:hint="eastAsia"/>
+        </w:rPr>
+        <w:t>新生作為聯想，</w:t>
+      </w:r>
+      <w:r>
+        <w:rPr>
+          <w:rFonts w:ascii="Times New Roman" w:eastAsia="DFKai-SB" w:hAnsi="Times New Roman" w:hint="eastAsia"/>
+        </w:rPr>
+        <w:t>發現對於新生會遇到不熟悉的教室</w:t>
+      </w:r>
+      <w:r>
+        <w:rPr>
+          <w:rFonts w:ascii="Times New Roman" w:eastAsia="DFKai-SB" w:hAnsi="Times New Roman" w:hint="eastAsia"/>
+        </w:rPr>
+        <w:t>，不知道應該要如何尋找教室上課，</w:t>
+      </w:r>
+      <w:r>
+        <w:rPr>
+          <w:rFonts w:ascii="Times New Roman" w:eastAsia="DFKai-SB" w:hAnsi="Times New Roman" w:hint="eastAsia"/>
+        </w:rPr>
+        <w:t>而現在的學生遇到陌生環境又會不敢與學長姊</w:t>
+      </w:r>
+      <w:r>
+        <w:rPr>
+          <w:rFonts w:ascii="Times New Roman" w:eastAsia="DFKai-SB" w:hAnsi="Times New Roman" w:hint="eastAsia"/>
+        </w:rPr>
+        <w:t>做詢問</w:t>
+      </w:r>
+      <w:r>
+        <w:rPr>
+          <w:rFonts w:ascii="Times New Roman" w:eastAsia="DFKai-SB" w:hAnsi="Times New Roman" w:hint="eastAsia"/>
+        </w:rPr>
+        <w:t>，</w:t>
+      </w:r>
+      <w:r>
+        <w:rPr>
+          <w:rFonts w:ascii="Times New Roman" w:eastAsia="DFKai-SB" w:hAnsi="Times New Roman" w:hint="eastAsia"/>
+        </w:rPr>
+        <w:t>因此有了智慧指路牌的想法，進而</w:t>
+      </w:r>
+      <w:r>
+        <w:rPr>
+          <w:rFonts w:ascii="Times New Roman" w:eastAsia="DFKai-SB" w:hAnsi="Times New Roman" w:hint="eastAsia"/>
+        </w:rPr>
+        <w:t>聯想到了智慧</w:t>
+      </w:r>
+      <w:r>
+        <w:rPr>
+          <w:rFonts w:ascii="Times New Roman" w:eastAsia="DFKai-SB" w:hAnsi="Times New Roman" w:hint="eastAsia"/>
+        </w:rPr>
+        <w:t>路燈與智慧停車場</w:t>
+      </w:r>
+      <w:r>
+        <w:rPr>
+          <w:rFonts w:ascii="Times New Roman" w:eastAsia="DFKai-SB" w:hAnsi="Times New Roman" w:hint="eastAsia"/>
+        </w:rPr>
+        <w:t>。</w:t>
+      </w:r>
+    </w:p>
+    <w:p>
+      <w:pPr>
+        <w:rPr>
+          <w:rFonts w:ascii="Times New Roman" w:eastAsia="DFKai-SB" w:hAnsi="Times New Roman"/>
+        </w:rPr>
+      </w:pPr>
+      <w:r>
+        <w:rPr>
+          <w:rFonts w:ascii="Times New Roman" w:eastAsia="DFKai-SB" w:hAnsi="Times New Roman" w:hint="eastAsia"/>
+        </w:rPr>
+        <w:t>(</w:t>
+      </w:r>
+      <w:r>
+        <w:rPr>
+          <w:rFonts w:ascii="Times New Roman" w:eastAsia="DFKai-SB" w:hAnsi="Times New Roman" w:hint="eastAsia"/>
+        </w:rPr>
+        <w:t>二</w:t>
+      </w:r>
+      <w:r>
+        <w:rPr>
+          <w:rFonts w:ascii="Times New Roman" w:eastAsia="DFKai-SB" w:hAnsi="Times New Roman" w:hint="eastAsia"/>
+        </w:rPr>
+        <w:t>)</w:t>
+      </w:r>
+      <w:r>
+        <w:rPr>
+          <w:rFonts w:ascii="Times New Roman" w:eastAsia="DFKai-SB" w:hAnsi="Times New Roman" w:hint="eastAsia"/>
+        </w:rPr>
+        <w:t>研究</w:t>
+      </w:r>
+      <w:r>
+        <w:rPr>
+          <w:rFonts w:ascii="Times New Roman" w:eastAsia="DFKai-SB" w:hAnsi="Times New Roman" w:hint="eastAsia"/>
+        </w:rPr>
+        <w:t>目的</w:t>
+      </w:r>
+      <w:r>
+        <w:rPr>
+          <w:rFonts w:ascii="Times New Roman" w:eastAsia="DFKai-SB" w:hAnsi="Times New Roman" w:hint="eastAsia"/>
+        </w:rPr>
+        <w:t>:</w:t>
+      </w:r>
+    </w:p>
+    <w:p>
+      <w:pPr>
+        <w:rPr>
+          <w:rFonts w:ascii="Times New Roman" w:eastAsia="DFKai-SB" w:hAnsi="Times New Roman"/>
+        </w:rPr>
+      </w:pPr>
+      <w:r>
+        <w:rPr>
+          <w:rFonts w:ascii="Times New Roman" w:eastAsia="DFKai-SB" w:hAnsi="Times New Roman" w:hint="eastAsia"/>
+        </w:rPr>
+        <w:t>為了</w:t>
+      </w:r>
+      <w:r>
+        <w:rPr>
+          <w:rFonts w:ascii="Times New Roman" w:eastAsia="DFKai-SB" w:hAnsi="Times New Roman" w:hint="eastAsia"/>
+        </w:rPr>
+        <w:t>讓不知道教室位置的同學能夠快速找到教室位置</w:t>
+      </w:r>
+      <w:r>
+        <w:rPr>
+          <w:rFonts w:ascii="Times New Roman" w:eastAsia="DFKai-SB" w:hAnsi="Times New Roman" w:hint="eastAsia"/>
+        </w:rPr>
+        <w:t>，</w:t>
+      </w:r>
+      <w:r>
+        <w:rPr>
+          <w:rFonts w:ascii="Times New Roman" w:eastAsia="DFKai-SB" w:hAnsi="Times New Roman" w:hint="eastAsia"/>
+        </w:rPr>
+        <w:t>結合手機與地理位置</w:t>
+      </w:r>
+      <w:r>
+        <w:rPr>
+          <w:rFonts w:ascii="Times New Roman" w:eastAsia="DFKai-SB" w:hAnsi="Times New Roman" w:hint="eastAsia"/>
+        </w:rPr>
+        <w:t>去尋找教室，讓同學可以找到教室，也減少同學問不到教室位置的尷尬情況</w:t>
+      </w:r>
+      <w:r>
+        <w:rPr>
+          <w:rFonts w:ascii="Times New Roman" w:eastAsia="DFKai-SB" w:hAnsi="Times New Roman" w:hint="eastAsia"/>
+        </w:rPr>
+        <w:t>。</w:t>
+      </w:r>
+    </w:p>
+    <w:p>
+      <w:pPr>
+        <w:rPr>
+          <w:rFonts w:ascii="Times New Roman" w:eastAsia="DFKai-SB" w:hAnsi="Times New Roman"/>
+        </w:rPr>
+      </w:pPr>
+      <w:r>
+        <w:rPr>
+          <w:rFonts w:ascii="Times New Roman" w:eastAsia="DFKai-SB" w:hAnsi="Times New Roman" w:hint="eastAsia"/>
+        </w:rPr>
+        <w:t>二、</w:t>
+      </w:r>
+      <w:r>
+        <w:rPr>
+          <w:rFonts w:ascii="Times New Roman" w:eastAsia="DFKai-SB" w:hAnsi="Times New Roman" w:hint="eastAsia"/>
+        </w:rPr>
         <w:t>關鍵字</w:t>
       </w:r>
     </w:p>
@@ -579,26 +1155,20 @@
         <w:rPr>
           <w:rFonts w:ascii="Times New Roman" w:eastAsia="DFKai-SB" w:hAnsi="Times New Roman" w:hint="eastAsia"/>
         </w:rPr>
-        <w:t>虎科大、</w:t>
-      </w:r>
-      <w:r>
-        <w:rPr>
-          <w:rFonts w:ascii="Times New Roman" w:eastAsia="DFKai-SB" w:hAnsi="Times New Roman" w:hint="eastAsia"/>
-        </w:rPr>
-        <w:t>智慧、校園</w:t>
-      </w:r>
-    </w:p>
-    <w:p>
-      <w:pPr>
-        <w:rPr>
-          <w:rFonts w:ascii="Times New Roman" w:eastAsia="DFKai-SB" w:hAnsi="Times New Roman"/>
-        </w:rPr>
-      </w:pPr>
-      <w:r>
-        <w:rPr>
-          <w:rFonts w:ascii="Times New Roman" w:eastAsia="DFKai-SB" w:hAnsi="Times New Roman" w:hint="eastAsia"/>
-        </w:rPr>
-        <w:t>設備</w:t>
+        <w:t>虎科大、智慧、校園</w:t>
+      </w:r>
+    </w:p>
+    <w:p>
+      <w:pPr>
+        <w:rPr>
+          <w:rFonts w:ascii="Times New Roman" w:eastAsia="DFKai-SB" w:hAnsi="Times New Roman"/>
+        </w:rPr>
+      </w:pPr>
+      <w:r>
+        <w:rPr>
+          <w:rFonts w:ascii="Times New Roman" w:eastAsia="DFKai-SB" w:hAnsi="Times New Roman" w:hint="eastAsia"/>
+        </w:rPr>
+        <w:t>三、簡介</w:t>
       </w:r>
       <w:r>
         <w:rPr>
@@ -610,140 +1180,22 @@
     <w:p>
       <w:pPr>
         <w:rPr>
-          <w:rFonts w:ascii="Times New Roman" w:eastAsia="DFKai-SB" w:hAnsi="Times New Roman"/>
-        </w:rPr>
-      </w:pPr>
-      <w:r>
-        <w:rPr>
-          <w:rFonts w:ascii="Times New Roman" w:eastAsia="DFKai-SB" w:hAnsi="Times New Roman" w:hint="eastAsia"/>
-        </w:rPr>
-        <w:t>01.</w:t>
-      </w:r>
-      <w:r>
-        <w:rPr>
-          <w:rFonts w:ascii="Times New Roman" w:eastAsia="DFKai-SB" w:hAnsi="Times New Roman" w:hint="eastAsia"/>
-        </w:rPr>
-        <w:t xml:space="preserve"> Arduino mega 2560</w:t>
-      </w:r>
-    </w:p>
-    <w:p>
-      <w:pPr>
-        <w:rPr>
-          <w:rFonts w:ascii="Times New Roman" w:eastAsia="DFKai-SB" w:hAnsi="Times New Roman" w:hint="eastAsia"/>
-        </w:rPr>
-      </w:pPr>
-      <w:r>
-        <w:rPr>
-          <w:rFonts w:ascii="Times New Roman" w:eastAsia="DFKai-SB" w:hAnsi="Times New Roman" w:hint="eastAsia"/>
-        </w:rPr>
-        <w:t xml:space="preserve">02. </w:t>
-      </w:r>
-      <w:r>
-        <w:rPr>
-          <w:rFonts w:ascii="Times New Roman" w:eastAsia="DFKai-SB" w:hAnsi="Times New Roman" w:hint="eastAsia"/>
-        </w:rPr>
-        <w:t>紅外線感應器</w:t>
-      </w:r>
-    </w:p>
-    <w:p>
-      <w:pPr>
-        <w:rPr>
-          <w:rFonts w:ascii="Times New Roman" w:eastAsia="DFKai-SB" w:hAnsi="Times New Roman"/>
-        </w:rPr>
-      </w:pPr>
-      <w:r>
-        <w:rPr>
-          <w:rFonts w:ascii="Times New Roman" w:eastAsia="DFKai-SB" w:hAnsi="Times New Roman" w:hint="eastAsia"/>
-        </w:rPr>
-        <w:t xml:space="preserve">03. </w:t>
-      </w:r>
-      <w:r>
-        <w:rPr>
-          <w:rFonts w:ascii="Times New Roman" w:eastAsia="DFKai-SB" w:hAnsi="Times New Roman" w:hint="eastAsia"/>
-        </w:rPr>
-        <w:t>紅色</w:t>
-      </w:r>
-      <w:r>
-        <w:rPr>
-          <w:rFonts w:ascii="Times New Roman" w:eastAsia="DFKai-SB" w:hAnsi="Times New Roman" w:hint="eastAsia"/>
-        </w:rPr>
-        <w:t>LED</w:t>
-      </w:r>
-      <w:r>
-        <w:rPr>
-          <w:rFonts w:ascii="Times New Roman" w:eastAsia="DFKai-SB" w:hAnsi="Times New Roman" w:hint="eastAsia"/>
-        </w:rPr>
-        <w:t>教室牌</w:t>
-      </w:r>
-    </w:p>
-    <w:p>
-      <w:pPr>
-        <w:rPr>
-          <w:rFonts w:ascii="Times New Roman" w:eastAsia="DFKai-SB" w:hAnsi="Times New Roman"/>
-        </w:rPr>
-      </w:pPr>
-      <w:r>
-        <w:rPr>
-          <w:rFonts w:ascii="Times New Roman" w:eastAsia="DFKai-SB" w:hAnsi="Times New Roman" w:hint="eastAsia"/>
-        </w:rPr>
-        <w:t xml:space="preserve">04. </w:t>
-      </w:r>
-      <w:r>
-        <w:rPr>
-          <w:rFonts w:ascii="Times New Roman" w:eastAsia="DFKai-SB" w:hAnsi="Times New Roman" w:hint="eastAsia"/>
-        </w:rPr>
-        <w:t>路燈</w:t>
-      </w:r>
-    </w:p>
-    <w:p>
-      <w:pPr>
-        <w:rPr>
-          <w:rFonts w:ascii="Times New Roman" w:eastAsia="DFKai-SB" w:hAnsi="Times New Roman"/>
-        </w:rPr>
-      </w:pPr>
-      <w:r>
-        <w:rPr>
-          <w:rFonts w:ascii="Times New Roman" w:eastAsia="DFKai-SB" w:hAnsi="Times New Roman" w:hint="eastAsia"/>
-        </w:rPr>
-        <w:t xml:space="preserve">05. </w:t>
-      </w:r>
-      <w:r>
-        <w:rPr>
-          <w:rFonts w:ascii="Times New Roman" w:eastAsia="DFKai-SB" w:hAnsi="Times New Roman" w:hint="eastAsia"/>
-        </w:rPr>
-        <w:t>太陽能板</w:t>
-      </w:r>
-    </w:p>
-    <w:p>
-      <w:pPr>
-        <w:rPr>
-          <w:rFonts w:ascii="Times New Roman" w:eastAsia="DFKai-SB" w:hAnsi="Times New Roman"/>
-        </w:rPr>
-      </w:pPr>
-      <w:r>
-        <w:rPr>
-          <w:rFonts w:ascii="Times New Roman" w:eastAsia="DFKai-SB" w:hAnsi="Times New Roman" w:hint="eastAsia"/>
-        </w:rPr>
-        <w:t xml:space="preserve">06. </w:t>
-      </w:r>
-      <w:r>
-        <w:rPr>
-          <w:rFonts w:ascii="Times New Roman" w:eastAsia="DFKai-SB" w:hAnsi="Times New Roman" w:hint="eastAsia"/>
-        </w:rPr>
-        <w:t>螢幕</w:t>
-      </w:r>
-    </w:p>
-    <w:p>
-      <w:pPr>
-        <w:rPr>
-          <w:rFonts w:ascii="Times New Roman" w:eastAsia="DFKai-SB" w:hAnsi="Times New Roman"/>
-        </w:rPr>
-      </w:pPr>
-      <w:r>
-        <w:rPr>
-          <w:rFonts w:ascii="Times New Roman" w:eastAsia="DFKai-SB" w:hAnsi="Times New Roman" w:hint="eastAsia"/>
-        </w:rPr>
-        <w:t>軟體</w:t>
+          <w:rFonts w:ascii="Times New Roman" w:eastAsia="DFKai-SB" w:hAnsi="Times New Roman" w:hint="eastAsia"/>
+        </w:rPr>
+      </w:pPr>
+    </w:p>
+    <w:p>
+      <w:pPr>
+        <w:rPr>
+          <w:rFonts w:ascii="Times New Roman" w:eastAsia="DFKai-SB" w:hAnsi="Times New Roman"/>
+        </w:rPr>
+      </w:pPr>
+      <w:r>
+        <w:rPr>
+          <w:rFonts w:ascii="Times New Roman" w:eastAsia="DFKai-SB" w:hAnsi="Times New Roman" w:hint="eastAsia"/>
+        </w:rPr>
+        <w:lastRenderedPageBreak/>
+        <w:t>四、理論</w:t>
       </w:r>
       <w:r>
         <w:rPr>
@@ -762,107 +1214,7 @@
         <w:rPr>
           <w:rFonts w:ascii="Times New Roman" w:eastAsia="DFKai-SB" w:hAnsi="Times New Roman" w:hint="eastAsia"/>
         </w:rPr>
-        <w:t xml:space="preserve">01. </w:t>
-      </w:r>
-      <w:r>
-        <w:rPr>
-          <w:rFonts w:ascii="Times New Roman" w:eastAsia="DFKai-SB" w:hAnsi="Times New Roman" w:hint="eastAsia"/>
-        </w:rPr>
-        <w:t>手機介面</w:t>
-      </w:r>
-    </w:p>
-    <w:p>
-      <w:pPr>
-        <w:rPr>
-          <w:rFonts w:ascii="Times New Roman" w:eastAsia="DFKai-SB" w:hAnsi="Times New Roman"/>
-        </w:rPr>
-      </w:pPr>
-      <w:r>
-        <w:rPr>
-          <w:rFonts w:ascii="Times New Roman" w:eastAsia="DFKai-SB" w:hAnsi="Times New Roman" w:hint="eastAsia"/>
-        </w:rPr>
-        <w:t xml:space="preserve">02. Arduino </w:t>
-      </w:r>
-      <w:r>
-        <w:rPr>
-          <w:rFonts w:ascii="Times New Roman" w:eastAsia="DFKai-SB" w:hAnsi="Times New Roman" w:hint="eastAsia"/>
-        </w:rPr>
-        <w:t>執行程式</w:t>
-      </w:r>
-    </w:p>
-    <w:p>
-      <w:pPr>
-        <w:rPr>
-          <w:rFonts w:ascii="Times New Roman" w:eastAsia="DFKai-SB" w:hAnsi="Times New Roman"/>
-        </w:rPr>
-      </w:pPr>
-      <w:r>
-        <w:rPr>
-          <w:rFonts w:ascii="Times New Roman" w:eastAsia="DFKai-SB" w:hAnsi="Times New Roman" w:hint="eastAsia"/>
-        </w:rPr>
-        <w:t xml:space="preserve">03. </w:t>
-      </w:r>
-      <w:r>
-        <w:rPr>
-          <w:rFonts w:ascii="Times New Roman" w:eastAsia="DFKai-SB" w:hAnsi="Times New Roman" w:hint="eastAsia"/>
-        </w:rPr>
-        <w:t>資料庫</w:t>
-      </w:r>
-    </w:p>
-    <w:p>
-      <w:pPr>
-        <w:rPr>
-          <w:rFonts w:ascii="Times New Roman" w:eastAsia="DFKai-SB" w:hAnsi="Times New Roman"/>
-        </w:rPr>
-      </w:pPr>
-      <w:r>
-        <w:rPr>
-          <w:rFonts w:ascii="Times New Roman" w:eastAsia="DFKai-SB" w:hAnsi="Times New Roman" w:hint="eastAsia"/>
-        </w:rPr>
-        <w:t xml:space="preserve">(1) </w:t>
-      </w:r>
-      <w:r>
-        <w:rPr>
-          <w:rFonts w:ascii="Times New Roman" w:eastAsia="DFKai-SB" w:hAnsi="Times New Roman" w:hint="eastAsia"/>
-        </w:rPr>
-        <w:t>使用者</w:t>
-      </w:r>
-      <w:r>
-        <w:rPr>
-          <w:rFonts w:ascii="Times New Roman" w:eastAsia="DFKai-SB" w:hAnsi="Times New Roman" w:hint="eastAsia"/>
-        </w:rPr>
-        <w:t xml:space="preserve"> (2) </w:t>
-      </w:r>
-      <w:r>
-        <w:rPr>
-          <w:rFonts w:ascii="Times New Roman" w:eastAsia="DFKai-SB" w:hAnsi="Times New Roman" w:hint="eastAsia"/>
-        </w:rPr>
-        <w:t>地理位置</w:t>
-      </w:r>
-      <w:r>
-        <w:rPr>
-          <w:rFonts w:ascii="Times New Roman" w:eastAsia="DFKai-SB" w:hAnsi="Times New Roman" w:hint="eastAsia"/>
-        </w:rPr>
-        <w:t xml:space="preserve"> (3) </w:t>
-      </w:r>
-      <w:r>
-        <w:rPr>
-          <w:rFonts w:ascii="Times New Roman" w:eastAsia="DFKai-SB" w:hAnsi="Times New Roman" w:hint="eastAsia"/>
-        </w:rPr>
-        <w:t>時間</w:t>
-      </w:r>
-    </w:p>
-    <w:p>
-      <w:pPr>
-        <w:rPr>
-          <w:rFonts w:ascii="Times New Roman" w:eastAsia="DFKai-SB" w:hAnsi="Times New Roman"/>
-        </w:rPr>
-      </w:pPr>
-      <w:r>
-        <w:rPr>
-          <w:rFonts w:ascii="Times New Roman" w:eastAsia="DFKai-SB" w:hAnsi="Times New Roman" w:hint="eastAsia"/>
-        </w:rPr>
-        <w:t>研究動機</w:t>
+        <w:t>五、實驗步驟</w:t>
       </w:r>
       <w:r>
         <w:rPr>
@@ -881,104 +1233,7 @@
         <w:rPr>
           <w:rFonts w:ascii="Times New Roman" w:eastAsia="DFKai-SB" w:hAnsi="Times New Roman" w:hint="eastAsia"/>
         </w:rPr>
-        <w:t>基於現在的科技趨勢，</w:t>
-      </w:r>
-      <w:r>
-        <w:rPr>
-          <w:rFonts w:ascii="Times New Roman" w:eastAsia="DFKai-SB" w:hAnsi="Times New Roman" w:hint="eastAsia"/>
-        </w:rPr>
-        <w:t>我們根據</w:t>
-      </w:r>
-      <w:r>
-        <w:rPr>
-          <w:rFonts w:ascii="Times New Roman" w:eastAsia="DFKai-SB" w:hAnsi="Times New Roman" w:hint="eastAsia"/>
-        </w:rPr>
-        <w:t>校園與</w:t>
-      </w:r>
-      <w:r>
-        <w:rPr>
-          <w:rFonts w:ascii="Times New Roman" w:eastAsia="DFKai-SB" w:hAnsi="Times New Roman" w:hint="eastAsia"/>
-        </w:rPr>
-        <w:t>科技做聯想，從</w:t>
-      </w:r>
-      <w:r>
-        <w:rPr>
-          <w:rFonts w:ascii="Times New Roman" w:eastAsia="DFKai-SB" w:hAnsi="Times New Roman" w:hint="eastAsia"/>
-        </w:rPr>
-        <w:t>新生作為聯想，</w:t>
-      </w:r>
-      <w:r>
-        <w:rPr>
-          <w:rFonts w:ascii="Times New Roman" w:eastAsia="DFKai-SB" w:hAnsi="Times New Roman" w:hint="eastAsia"/>
-        </w:rPr>
-        <w:t>發現對於新生會遇到不熟悉的教室</w:t>
-      </w:r>
-      <w:r>
-        <w:rPr>
-          <w:rFonts w:ascii="Times New Roman" w:eastAsia="DFKai-SB" w:hAnsi="Times New Roman" w:hint="eastAsia"/>
-        </w:rPr>
-        <w:t>，不知道應該要如何尋找教室上課，</w:t>
-      </w:r>
-      <w:r>
-        <w:rPr>
-          <w:rFonts w:ascii="Times New Roman" w:eastAsia="DFKai-SB" w:hAnsi="Times New Roman" w:hint="eastAsia"/>
-        </w:rPr>
-        <w:t>而現在的學生遇到陌生環境又會不敢與學長姊</w:t>
-      </w:r>
-      <w:r>
-        <w:rPr>
-          <w:rFonts w:ascii="Times New Roman" w:eastAsia="DFKai-SB" w:hAnsi="Times New Roman" w:hint="eastAsia"/>
-        </w:rPr>
-        <w:t>做詢問</w:t>
-      </w:r>
-      <w:r>
-        <w:rPr>
-          <w:rFonts w:ascii="Times New Roman" w:eastAsia="DFKai-SB" w:hAnsi="Times New Roman" w:hint="eastAsia"/>
-        </w:rPr>
-        <w:t>，</w:t>
-      </w:r>
-      <w:r>
-        <w:rPr>
-          <w:rFonts w:ascii="Times New Roman" w:eastAsia="DFKai-SB" w:hAnsi="Times New Roman" w:hint="eastAsia"/>
-        </w:rPr>
-        <w:t>因此有了智慧指路牌的想法，進而</w:t>
-      </w:r>
-      <w:r>
-        <w:rPr>
-          <w:rFonts w:ascii="Times New Roman" w:eastAsia="DFKai-SB" w:hAnsi="Times New Roman" w:hint="eastAsia"/>
-        </w:rPr>
-        <w:t>聯想到了智慧</w:t>
-      </w:r>
-      <w:r>
-        <w:rPr>
-          <w:rFonts w:ascii="Times New Roman" w:eastAsia="DFKai-SB" w:hAnsi="Times New Roman" w:hint="eastAsia"/>
-        </w:rPr>
-        <w:t>路燈與智慧停車場</w:t>
-      </w:r>
-      <w:r>
-        <w:rPr>
-          <w:rFonts w:ascii="Times New Roman" w:eastAsia="DFKai-SB" w:hAnsi="Times New Roman" w:hint="eastAsia"/>
-        </w:rPr>
-        <w:t>。</w:t>
-      </w:r>
-    </w:p>
-    <w:p>
-      <w:pPr>
-        <w:rPr>
-          <w:rFonts w:ascii="Times New Roman" w:eastAsia="DFKai-SB" w:hAnsi="Times New Roman"/>
-        </w:rPr>
-      </w:pPr>
-      <w:r>
-        <w:rPr>
-          <w:rFonts w:ascii="Times New Roman" w:eastAsia="DFKai-SB" w:hAnsi="Times New Roman" w:hint="eastAsia"/>
-        </w:rPr>
-        <w:t>研究</w:t>
-      </w:r>
-      <w:r>
-        <w:rPr>
-          <w:rFonts w:ascii="Times New Roman" w:eastAsia="DFKai-SB" w:hAnsi="Times New Roman" w:hint="eastAsia"/>
-        </w:rPr>
-        <w:t>目的</w:t>
+        <w:t>六、討論</w:t>
       </w:r>
       <w:r>
         <w:rPr>
@@ -997,37 +1252,45 @@
         <w:rPr>
           <w:rFonts w:ascii="Times New Roman" w:eastAsia="DFKai-SB" w:hAnsi="Times New Roman" w:hint="eastAsia"/>
         </w:rPr>
-        <w:t>為了</w:t>
-      </w:r>
-      <w:r>
-        <w:rPr>
-          <w:rFonts w:ascii="Times New Roman" w:eastAsia="DFKai-SB" w:hAnsi="Times New Roman" w:hint="eastAsia"/>
-        </w:rPr>
-        <w:t>讓不知道教室位置的同學能夠快速找到教室位置</w:t>
-      </w:r>
-      <w:r>
-        <w:rPr>
-          <w:rFonts w:ascii="Times New Roman" w:eastAsia="DFKai-SB" w:hAnsi="Times New Roman" w:hint="eastAsia"/>
-        </w:rPr>
-        <w:t>，</w:t>
-      </w:r>
-      <w:r>
-        <w:rPr>
-          <w:rFonts w:ascii="Times New Roman" w:eastAsia="DFKai-SB" w:hAnsi="Times New Roman" w:hint="eastAsia"/>
-        </w:rPr>
-        <w:t>結合手機與地理位置</w:t>
-      </w:r>
-      <w:r>
-        <w:rPr>
-          <w:rFonts w:ascii="Times New Roman" w:eastAsia="DFKai-SB" w:hAnsi="Times New Roman" w:hint="eastAsia"/>
-        </w:rPr>
-        <w:t>去尋找教室，讓同學可以找到教室，也減少同學問不到教室位置的尷尬情況</w:t>
-      </w:r>
-      <w:r>
-        <w:rPr>
-          <w:rFonts w:ascii="Times New Roman" w:eastAsia="DFKai-SB" w:hAnsi="Times New Roman" w:hint="eastAsia"/>
-        </w:rPr>
-        <w:t>。</w:t>
+        <w:t>七、結論與建議</w:t>
+      </w:r>
+      <w:r>
+        <w:rPr>
+          <w:rFonts w:ascii="Times New Roman" w:eastAsia="DFKai-SB" w:hAnsi="Times New Roman" w:hint="eastAsia"/>
+        </w:rPr>
+        <w:t>:</w:t>
+      </w:r>
+    </w:p>
+    <w:p>
+      <w:pPr>
+        <w:rPr>
+          <w:rFonts w:ascii="Times New Roman" w:eastAsia="DFKai-SB" w:hAnsi="Times New Roman"/>
+        </w:rPr>
+      </w:pPr>
+      <w:r>
+        <w:rPr>
+          <w:rFonts w:ascii="Times New Roman" w:eastAsia="DFKai-SB" w:hAnsi="Times New Roman" w:hint="eastAsia"/>
+        </w:rPr>
+        <w:t>八、參考資料</w:t>
+      </w:r>
+    </w:p>
+    <w:p>
+      <w:pPr>
+        <w:rPr>
+          <w:rFonts w:ascii="Times New Roman" w:eastAsia="DFKai-SB" w:hAnsi="Times New Roman" w:hint="eastAsia"/>
+        </w:rPr>
+      </w:pPr>
+      <w:r>
+        <w:rPr>
+          <w:rFonts w:ascii="Times New Roman" w:eastAsia="DFKai-SB" w:hAnsi="Times New Roman" w:hint="eastAsia"/>
+        </w:rPr>
+        <w:t>九、操作手冊</w:t>
+      </w:r>
+      <w:r>
+        <w:rPr>
+          <w:rFonts w:ascii="Times New Roman" w:eastAsia="DFKai-SB" w:hAnsi="Times New Roman" w:hint="eastAsia"/>
+        </w:rPr>
+        <w:t>:</w:t>
       </w:r>
     </w:p>
     <w:p>
@@ -1048,20 +1311,6 @@
         </w:rPr>
         <w:t>:</w:t>
       </w:r>
-    </w:p>
-    <w:p>
-      <w:pPr>
-        <w:rPr>
-          <w:rFonts w:ascii="Times New Roman" w:eastAsia="DFKai-SB" w:hAnsi="Times New Roman" w:hint="eastAsia"/>
-        </w:rPr>
-      </w:pPr>
-    </w:p>
-    <w:p>
-      <w:pPr>
-        <w:rPr>
-          <w:rFonts w:ascii="Times New Roman" w:eastAsia="DFKai-SB" w:hAnsi="Times New Roman" w:hint="eastAsia"/>
-        </w:rPr>
-      </w:pPr>
     </w:p>
     <w:sectPr>
       <w:pgSz w:w="12240" w:h="15840"/>
